--- a/Knowledge/3-Work knowledge/1-Software Engineering/2-Testing/5-My Source/1-ISTQB Foundation Level/8-Defect Management/2-6-Defect Fixing.docx
+++ b/Knowledge/3-Work knowledge/1-Software Engineering/2-Testing/5-My Source/1-ISTQB Foundation Level/8-Defect Management/2-6-Defect Fixing.docx
@@ -31,51 +31,77 @@
       </w:pPr>
       <w:r>
         <w:rPr>
-          <w:b/>
-          <w:shd w:val="clear" w:color="auto" w:fill="B7B7B7"/>
-        </w:rPr>
-        <w:t># Source</w:t>
-      </w:r>
-      <w:r>
-        <w:rPr>
-          <w:shd w:val="clear" w:color="auto" w:fill="B7B7B7"/>
-        </w:rPr>
-        <w:t xml:space="preserve">: </w:t>
-      </w:r>
-      <w:r>
-        <w:rPr>
-          <w:b/>
-          <w:shd w:val="clear" w:color="auto" w:fill="B7B7B7"/>
-        </w:rPr>
-        <w:t xml:space="preserve">Chatgpt </w:t>
-      </w:r>
-      <w:r>
-        <w:rPr>
-          <w:b/>
-          <w:sz w:val="14"/>
-          <w:szCs w:val="14"/>
-          <w:shd w:val="clear" w:color="auto" w:fill="B7B7B7"/>
-        </w:rPr>
-        <w:t>(GPT</w:t>
-      </w:r>
-      <w:r>
-        <w:rPr>
-          <w:rFonts w:ascii="Cambria Math" w:hAnsi="Cambria Math" w:cs="Cambria Math"/>
-          <w:b/>
-          <w:sz w:val="14"/>
-          <w:szCs w:val="14"/>
-          <w:shd w:val="clear" w:color="auto" w:fill="B7B7B7"/>
+          <w:rFonts w:ascii="Arial" w:eastAsia="Arial" w:hAnsi="Arial" w:cs="Arial"/>
+          <w:b/>
+          <w:color w:val="000000"/>
+          <w:sz w:val="18"/>
+          <w:highlight w:val="lightGray"/>
+        </w:rPr>
+        <w:t># Source: AI Source: Provided by: [Data Path</w:t>
+      </w:r>
+      <w:r>
+        <w:rPr>
+          <w:rFonts w:ascii="Arial" w:eastAsia="Arial" w:hAnsi="Arial" w:cs="Arial"/>
+          <w:color w:val="000000"/>
+          <w:sz w:val="18"/>
+          <w:highlight w:val="lightGray"/>
+        </w:rPr>
+        <w:t xml:space="preserve">: Persons Table -&gt; ID Column: 1, Name_En Column: Motasem Essam] -&gt; </w:t>
+      </w:r>
+      <w:r>
+        <w:rPr>
+          <w:rFonts w:ascii="Arial" w:eastAsia="Arial" w:hAnsi="Arial" w:cs="Arial"/>
+          <w:b/>
+          <w:color w:val="000000"/>
+          <w:sz w:val="18"/>
+          <w:highlight w:val="lightGray"/>
+        </w:rPr>
+        <w:t>From:</w:t>
+      </w:r>
+      <w:r>
+        <w:rPr>
+          <w:rFonts w:ascii="Arial" w:eastAsia="Arial" w:hAnsi="Arial" w:cs="Arial"/>
+          <w:color w:val="000000"/>
+          <w:sz w:val="18"/>
+          <w:highlight w:val="lightGray"/>
+        </w:rPr>
+        <w:t xml:space="preserve"> [Chatgpt (GPT</w:t>
+      </w:r>
+      <w:r>
+        <w:rPr>
+          <w:rFonts w:ascii="Arial" w:eastAsia="Arial" w:hAnsi="Arial" w:cs="Cambria Math"/>
+          <w:color w:val="000000"/>
+          <w:sz w:val="18"/>
+          <w:highlight w:val="lightGray"/>
         </w:rPr>
         <w:t>‑</w:t>
       </w:r>
       <w:r>
         <w:rPr>
-          <w:b/>
-          <w:sz w:val="14"/>
-          <w:szCs w:val="14"/>
-          <w:shd w:val="clear" w:color="auto" w:fill="B7B7B7"/>
-        </w:rPr>
-        <w:t>5 Mini) at [8/18/2025]</w:t>
+          <w:rFonts w:ascii="Arial" w:eastAsia="Arial" w:hAnsi="Arial" w:cs="Arial"/>
+          <w:color w:val="000000"/>
+          <w:sz w:val="18"/>
+          <w:highlight w:val="lightGray"/>
+        </w:rPr>
+        <w:t xml:space="preserve">5 Mini)] </w:t>
+      </w:r>
+      <w:r>
+        <w:rPr>
+          <w:rFonts w:ascii="Arial" w:eastAsia="Arial" w:hAnsi="Arial" w:cs="Arial"/>
+          <w:b/>
+          <w:color w:val="000000"/>
+          <w:sz w:val="18"/>
+          <w:highlight w:val="lightGray"/>
+        </w:rPr>
+        <w:t>on</w:t>
+      </w:r>
+      <w:r>
+        <w:rPr>
+          <w:rFonts w:ascii="Arial" w:eastAsia="Arial" w:hAnsi="Arial"/>
+          <w:sz w:val="18"/>
+          <w:highlight w:val="lightGray"/>
+        </w:rPr>
+        <w:t xml:space="preserve"> [8/18/2025]</w:t>
       </w:r>
     </w:p>
     <w:p>
@@ -154,7 +180,7 @@
     </w:p>
     <w:p>
       <w:r>
-        <w:pict w14:anchorId="66F71A7D">
+        <w:pict w14:anchorId="68ECDF0B">
           <v:rect id="_x0000_i1025" style="width:0;height:1.5pt" o:hralign="center" o:hrstd="t" o:hr="t" fillcolor="#a0a0a0" stroked="f"/>
         </w:pict>
       </w:r>
@@ -175,51 +201,77 @@
       </w:pPr>
       <w:r>
         <w:rPr>
-          <w:b/>
-          <w:shd w:val="clear" w:color="auto" w:fill="B7B7B7"/>
-        </w:rPr>
-        <w:t># Source</w:t>
-      </w:r>
-      <w:r>
-        <w:rPr>
-          <w:shd w:val="clear" w:color="auto" w:fill="B7B7B7"/>
-        </w:rPr>
-        <w:t xml:space="preserve">: </w:t>
-      </w:r>
-      <w:r>
-        <w:rPr>
-          <w:b/>
-          <w:shd w:val="clear" w:color="auto" w:fill="B7B7B7"/>
-        </w:rPr>
-        <w:t xml:space="preserve">Chatgpt </w:t>
-      </w:r>
-      <w:r>
-        <w:rPr>
-          <w:b/>
-          <w:sz w:val="14"/>
-          <w:szCs w:val="14"/>
-          <w:shd w:val="clear" w:color="auto" w:fill="B7B7B7"/>
-        </w:rPr>
-        <w:t>(GPT</w:t>
-      </w:r>
-      <w:r>
-        <w:rPr>
-          <w:rFonts w:ascii="Cambria Math" w:hAnsi="Cambria Math" w:cs="Cambria Math"/>
-          <w:b/>
-          <w:sz w:val="14"/>
-          <w:szCs w:val="14"/>
-          <w:shd w:val="clear" w:color="auto" w:fill="B7B7B7"/>
+          <w:rFonts w:ascii="Arial" w:eastAsia="Arial" w:hAnsi="Arial" w:cs="Arial"/>
+          <w:b/>
+          <w:color w:val="000000"/>
+          <w:sz w:val="18"/>
+          <w:highlight w:val="lightGray"/>
+        </w:rPr>
+        <w:t># Source: AI Source: Provided by: [Data Path</w:t>
+      </w:r>
+      <w:r>
+        <w:rPr>
+          <w:rFonts w:ascii="Arial" w:eastAsia="Arial" w:hAnsi="Arial" w:cs="Arial"/>
+          <w:color w:val="000000"/>
+          <w:sz w:val="18"/>
+          <w:highlight w:val="lightGray"/>
+        </w:rPr>
+        <w:t xml:space="preserve">: Persons Table -&gt; ID Column: 1, Name_En Column: Motasem Essam] -&gt; </w:t>
+      </w:r>
+      <w:r>
+        <w:rPr>
+          <w:rFonts w:ascii="Arial" w:eastAsia="Arial" w:hAnsi="Arial" w:cs="Arial"/>
+          <w:b/>
+          <w:color w:val="000000"/>
+          <w:sz w:val="18"/>
+          <w:highlight w:val="lightGray"/>
+        </w:rPr>
+        <w:t>From:</w:t>
+      </w:r>
+      <w:r>
+        <w:rPr>
+          <w:rFonts w:ascii="Arial" w:eastAsia="Arial" w:hAnsi="Arial" w:cs="Arial"/>
+          <w:color w:val="000000"/>
+          <w:sz w:val="18"/>
+          <w:highlight w:val="lightGray"/>
+        </w:rPr>
+        <w:t xml:space="preserve"> [Chatgpt (GPT</w:t>
+      </w:r>
+      <w:r>
+        <w:rPr>
+          <w:rFonts w:ascii="Arial" w:eastAsia="Arial" w:hAnsi="Arial" w:cs="Cambria Math"/>
+          <w:color w:val="000000"/>
+          <w:sz w:val="18"/>
+          <w:highlight w:val="lightGray"/>
         </w:rPr>
         <w:t>‑</w:t>
       </w:r>
       <w:r>
         <w:rPr>
-          <w:b/>
-          <w:sz w:val="14"/>
-          <w:szCs w:val="14"/>
-          <w:shd w:val="clear" w:color="auto" w:fill="B7B7B7"/>
-        </w:rPr>
-        <w:t>5 Mini) at [8/18/2025]</w:t>
+          <w:rFonts w:ascii="Arial" w:eastAsia="Arial" w:hAnsi="Arial" w:cs="Arial"/>
+          <w:color w:val="000000"/>
+          <w:sz w:val="18"/>
+          <w:highlight w:val="lightGray"/>
+        </w:rPr>
+        <w:t xml:space="preserve">5 Mini)] </w:t>
+      </w:r>
+      <w:r>
+        <w:rPr>
+          <w:rFonts w:ascii="Arial" w:eastAsia="Arial" w:hAnsi="Arial" w:cs="Arial"/>
+          <w:b/>
+          <w:color w:val="000000"/>
+          <w:sz w:val="18"/>
+          <w:highlight w:val="lightGray"/>
+        </w:rPr>
+        <w:t>on</w:t>
+      </w:r>
+      <w:r>
+        <w:rPr>
+          <w:rFonts w:ascii="Arial" w:eastAsia="Arial" w:hAnsi="Arial"/>
+          <w:sz w:val="18"/>
+          <w:highlight w:val="lightGray"/>
+        </w:rPr>
+        <w:t xml:space="preserve"> [8/18/2025]</w:t>
       </w:r>
     </w:p>
     <w:p>
@@ -228,7 +280,7 @@
           <w:ilvl w:val="0"/>
           <w:numId w:val="1"/>
         </w:numPr>
-        <w:spacing w:before="240"/>
+        <w:spacing w:before="240" w:after="0" w:line="276" w:lineRule="auto"/>
         <w:rPr>
           <w:rFonts w:ascii="Roboto Mono" w:eastAsia="Roboto Mono" w:hAnsi="Roboto Mono" w:cs="Roboto Mono"/>
         </w:rPr>
@@ -254,6 +306,7 @@
           <w:ilvl w:val="1"/>
           <w:numId w:val="1"/>
         </w:numPr>
+        <w:spacing w:after="0" w:line="276" w:lineRule="auto"/>
         <w:rPr>
           <w:rFonts w:ascii="Roboto Mono" w:eastAsia="Roboto Mono" w:hAnsi="Roboto Mono" w:cs="Roboto Mono"/>
         </w:rPr>
@@ -277,6 +330,7 @@
           <w:ilvl w:val="1"/>
           <w:numId w:val="1"/>
         </w:numPr>
+        <w:spacing w:after="0" w:line="276" w:lineRule="auto"/>
       </w:pPr>
       <w:r>
         <w:rPr>
@@ -310,6 +364,7 @@
           <w:ilvl w:val="0"/>
           <w:numId w:val="1"/>
         </w:numPr>
+        <w:spacing w:after="0" w:line="276" w:lineRule="auto"/>
         <w:rPr>
           <w:rFonts w:ascii="Roboto Mono" w:eastAsia="Roboto Mono" w:hAnsi="Roboto Mono" w:cs="Roboto Mono"/>
         </w:rPr>
@@ -335,6 +390,7 @@
           <w:ilvl w:val="1"/>
           <w:numId w:val="1"/>
         </w:numPr>
+        <w:spacing w:after="0" w:line="276" w:lineRule="auto"/>
       </w:pPr>
       <w:r>
         <w:rPr>
@@ -407,6 +463,7 @@
           <w:ilvl w:val="1"/>
           <w:numId w:val="1"/>
         </w:numPr>
+        <w:spacing w:after="0" w:line="276" w:lineRule="auto"/>
         <w:rPr>
           <w:rFonts w:ascii="Roboto Mono" w:eastAsia="Roboto Mono" w:hAnsi="Roboto Mono" w:cs="Roboto Mono"/>
         </w:rPr>
@@ -430,6 +487,7 @@
           <w:ilvl w:val="0"/>
           <w:numId w:val="1"/>
         </w:numPr>
+        <w:spacing w:after="0" w:line="276" w:lineRule="auto"/>
         <w:rPr>
           <w:rFonts w:ascii="Roboto Mono" w:eastAsia="Roboto Mono" w:hAnsi="Roboto Mono" w:cs="Roboto Mono"/>
         </w:rPr>
@@ -455,6 +513,7 @@
           <w:ilvl w:val="1"/>
           <w:numId w:val="1"/>
         </w:numPr>
+        <w:spacing w:after="0" w:line="276" w:lineRule="auto"/>
       </w:pPr>
       <w:r>
         <w:rPr>
@@ -488,12 +547,12 @@
           <w:ilvl w:val="1"/>
           <w:numId w:val="1"/>
         </w:numPr>
-      </w:pPr>
-      <w:r>
-        <w:rPr>
-          <w:rFonts w:ascii="Roboto Mono" w:eastAsia="Roboto Mono" w:hAnsi="Roboto Mono" w:cs="Roboto Mono"/>
-        </w:rPr>
-        <w:lastRenderedPageBreak/>
+        <w:spacing w:after="0" w:line="276" w:lineRule="auto"/>
+      </w:pPr>
+      <w:r>
+        <w:rPr>
+          <w:rFonts w:ascii="Roboto Mono" w:eastAsia="Roboto Mono" w:hAnsi="Roboto Mono" w:cs="Roboto Mono"/>
+        </w:rPr>
         <w:t xml:space="preserve">Check that the fix doesn’t </w:t>
       </w:r>
       <w:r>
@@ -522,6 +581,7 @@
           <w:ilvl w:val="0"/>
           <w:numId w:val="1"/>
         </w:numPr>
+        <w:spacing w:after="0" w:line="276" w:lineRule="auto"/>
         <w:rPr>
           <w:rFonts w:ascii="Roboto Mono" w:eastAsia="Roboto Mono" w:hAnsi="Roboto Mono" w:cs="Roboto Mono"/>
         </w:rPr>
@@ -547,6 +607,7 @@
           <w:ilvl w:val="1"/>
           <w:numId w:val="1"/>
         </w:numPr>
+        <w:spacing w:after="0" w:line="276" w:lineRule="auto"/>
       </w:pPr>
       <w:r>
         <w:rPr>
@@ -580,6 +641,7 @@
           <w:ilvl w:val="1"/>
           <w:numId w:val="1"/>
         </w:numPr>
+        <w:spacing w:after="0" w:line="276" w:lineRule="auto"/>
       </w:pPr>
       <w:r>
         <w:rPr>
@@ -613,6 +675,7 @@
           <w:ilvl w:val="0"/>
           <w:numId w:val="1"/>
         </w:numPr>
+        <w:spacing w:after="0" w:line="276" w:lineRule="auto"/>
         <w:rPr>
           <w:rFonts w:ascii="Roboto Mono" w:eastAsia="Roboto Mono" w:hAnsi="Roboto Mono" w:cs="Roboto Mono"/>
         </w:rPr>
@@ -638,7 +701,7 @@
           <w:ilvl w:val="1"/>
           <w:numId w:val="1"/>
         </w:numPr>
-        <w:spacing w:after="240"/>
+        <w:spacing w:after="240" w:line="276" w:lineRule="auto"/>
       </w:pPr>
       <w:r>
         <w:rPr>
@@ -668,7 +731,7 @@
     </w:p>
     <w:p>
       <w:r>
-        <w:pict w14:anchorId="30C00BE6">
+        <w:pict w14:anchorId="6235A3BA">
           <v:rect id="_x0000_i1026" style="width:0;height:1.5pt" o:hralign="center" o:hrstd="t" o:hr="t" fillcolor="#a0a0a0" stroked="f"/>
         </w:pict>
       </w:r>
@@ -701,51 +764,77 @@
       </w:pPr>
       <w:r>
         <w:rPr>
-          <w:b/>
-          <w:shd w:val="clear" w:color="auto" w:fill="B7B7B7"/>
-        </w:rPr>
-        <w:t># Source</w:t>
-      </w:r>
-      <w:r>
-        <w:rPr>
-          <w:shd w:val="clear" w:color="auto" w:fill="B7B7B7"/>
-        </w:rPr>
-        <w:t xml:space="preserve">: </w:t>
-      </w:r>
-      <w:r>
-        <w:rPr>
-          <w:b/>
-          <w:shd w:val="clear" w:color="auto" w:fill="B7B7B7"/>
-        </w:rPr>
-        <w:t xml:space="preserve">Chatgpt </w:t>
-      </w:r>
-      <w:r>
-        <w:rPr>
-          <w:b/>
-          <w:sz w:val="14"/>
-          <w:szCs w:val="14"/>
-          <w:shd w:val="clear" w:color="auto" w:fill="B7B7B7"/>
-        </w:rPr>
-        <w:t>(GPT</w:t>
-      </w:r>
-      <w:r>
-        <w:rPr>
-          <w:rFonts w:ascii="Cambria Math" w:hAnsi="Cambria Math" w:cs="Cambria Math"/>
-          <w:b/>
-          <w:sz w:val="14"/>
-          <w:szCs w:val="14"/>
-          <w:shd w:val="clear" w:color="auto" w:fill="B7B7B7"/>
+          <w:rFonts w:ascii="Arial" w:eastAsia="Arial" w:hAnsi="Arial" w:cs="Arial"/>
+          <w:b/>
+          <w:color w:val="000000"/>
+          <w:sz w:val="18"/>
+          <w:highlight w:val="lightGray"/>
+        </w:rPr>
+        <w:t># Source: AI Source: Provided by: [Data Path</w:t>
+      </w:r>
+      <w:r>
+        <w:rPr>
+          <w:rFonts w:ascii="Arial" w:eastAsia="Arial" w:hAnsi="Arial" w:cs="Arial"/>
+          <w:color w:val="000000"/>
+          <w:sz w:val="18"/>
+          <w:highlight w:val="lightGray"/>
+        </w:rPr>
+        <w:t xml:space="preserve">: Persons Table -&gt; ID Column: 1, Name_En Column: Motasem Essam] -&gt; </w:t>
+      </w:r>
+      <w:r>
+        <w:rPr>
+          <w:rFonts w:ascii="Arial" w:eastAsia="Arial" w:hAnsi="Arial" w:cs="Arial"/>
+          <w:b/>
+          <w:color w:val="000000"/>
+          <w:sz w:val="18"/>
+          <w:highlight w:val="lightGray"/>
+        </w:rPr>
+        <w:t>From:</w:t>
+      </w:r>
+      <w:r>
+        <w:rPr>
+          <w:rFonts w:ascii="Arial" w:eastAsia="Arial" w:hAnsi="Arial" w:cs="Arial"/>
+          <w:color w:val="000000"/>
+          <w:sz w:val="18"/>
+          <w:highlight w:val="lightGray"/>
+        </w:rPr>
+        <w:t xml:space="preserve"> [Chatgpt (GPT</w:t>
+      </w:r>
+      <w:r>
+        <w:rPr>
+          <w:rFonts w:ascii="Arial" w:eastAsia="Arial" w:hAnsi="Arial" w:cs="Cambria Math"/>
+          <w:color w:val="000000"/>
+          <w:sz w:val="18"/>
+          <w:highlight w:val="lightGray"/>
         </w:rPr>
         <w:t>‑</w:t>
       </w:r>
       <w:r>
         <w:rPr>
-          <w:b/>
-          <w:sz w:val="14"/>
-          <w:szCs w:val="14"/>
-          <w:shd w:val="clear" w:color="auto" w:fill="B7B7B7"/>
-        </w:rPr>
-        <w:t>5 Mini) at [8/18/2025]</w:t>
+          <w:rFonts w:ascii="Arial" w:eastAsia="Arial" w:hAnsi="Arial" w:cs="Arial"/>
+          <w:color w:val="000000"/>
+          <w:sz w:val="18"/>
+          <w:highlight w:val="lightGray"/>
+        </w:rPr>
+        <w:t xml:space="preserve">5 Mini)] </w:t>
+      </w:r>
+      <w:r>
+        <w:rPr>
+          <w:rFonts w:ascii="Arial" w:eastAsia="Arial" w:hAnsi="Arial" w:cs="Arial"/>
+          <w:b/>
+          <w:color w:val="000000"/>
+          <w:sz w:val="18"/>
+          <w:highlight w:val="lightGray"/>
+        </w:rPr>
+        <w:t>on</w:t>
+      </w:r>
+      <w:r>
+        <w:rPr>
+          <w:rFonts w:ascii="Arial" w:eastAsia="Arial" w:hAnsi="Arial"/>
+          <w:sz w:val="18"/>
+          <w:highlight w:val="lightGray"/>
+        </w:rPr>
+        <w:t xml:space="preserve"> [8/18/2025]</w:t>
       </w:r>
     </w:p>
     <w:p>
@@ -754,7 +843,7 @@
           <w:ilvl w:val="0"/>
           <w:numId w:val="2"/>
         </w:numPr>
-        <w:spacing w:before="240"/>
+        <w:spacing w:before="240" w:after="0" w:line="276" w:lineRule="auto"/>
       </w:pPr>
       <w:r>
         <w:rPr>
@@ -782,6 +871,7 @@
           <w:ilvl w:val="0"/>
           <w:numId w:val="2"/>
         </w:numPr>
+        <w:spacing w:after="0" w:line="276" w:lineRule="auto"/>
         <w:rPr>
           <w:rFonts w:ascii="Roboto Mono" w:eastAsia="Roboto Mono" w:hAnsi="Roboto Mono" w:cs="Roboto Mono"/>
         </w:rPr>
@@ -807,6 +897,7 @@
           <w:ilvl w:val="1"/>
           <w:numId w:val="2"/>
         </w:numPr>
+        <w:spacing w:after="0" w:line="276" w:lineRule="auto"/>
         <w:rPr>
           <w:rFonts w:ascii="Roboto Mono" w:eastAsia="Roboto Mono" w:hAnsi="Roboto Mono" w:cs="Roboto Mono"/>
         </w:rPr>
@@ -830,6 +921,7 @@
           <w:ilvl w:val="1"/>
           <w:numId w:val="2"/>
         </w:numPr>
+        <w:spacing w:after="0" w:line="276" w:lineRule="auto"/>
         <w:rPr>
           <w:rFonts w:ascii="Roboto Mono" w:eastAsia="Roboto Mono" w:hAnsi="Roboto Mono" w:cs="Roboto Mono"/>
         </w:rPr>
@@ -853,6 +945,7 @@
           <w:ilvl w:val="1"/>
           <w:numId w:val="2"/>
         </w:numPr>
+        <w:spacing w:after="0" w:line="276" w:lineRule="auto"/>
         <w:rPr>
           <w:rFonts w:ascii="Roboto Mono" w:eastAsia="Roboto Mono" w:hAnsi="Roboto Mono" w:cs="Roboto Mono"/>
         </w:rPr>
@@ -876,6 +969,7 @@
           <w:ilvl w:val="1"/>
           <w:numId w:val="2"/>
         </w:numPr>
+        <w:spacing w:after="0" w:line="276" w:lineRule="auto"/>
         <w:rPr>
           <w:rFonts w:ascii="Roboto Mono" w:eastAsia="Roboto Mono" w:hAnsi="Roboto Mono" w:cs="Roboto Mono"/>
         </w:rPr>
@@ -899,7 +993,7 @@
           <w:ilvl w:val="1"/>
           <w:numId w:val="2"/>
         </w:numPr>
-        <w:spacing w:after="240"/>
+        <w:spacing w:after="240" w:line="276" w:lineRule="auto"/>
         <w:rPr>
           <w:rFonts w:ascii="Roboto Mono" w:eastAsia="Roboto Mono" w:hAnsi="Roboto Mono" w:cs="Roboto Mono"/>
         </w:rPr>
@@ -919,7 +1013,7 @@
     </w:p>
     <w:p>
       <w:r>
-        <w:pict w14:anchorId="529542E8">
+        <w:pict w14:anchorId="3ED704A4">
           <v:rect id="_x0000_i1027" style="width:0;height:1.5pt" o:hralign="center" o:hrstd="t" o:hr="t" fillcolor="#a0a0a0" stroked="f"/>
         </w:pict>
       </w:r>
@@ -952,52 +1046,77 @@
       </w:pPr>
       <w:r>
         <w:rPr>
-          <w:b/>
-          <w:shd w:val="clear" w:color="auto" w:fill="B7B7B7"/>
-        </w:rPr>
-        <w:lastRenderedPageBreak/>
-        <w:t># Source</w:t>
-      </w:r>
-      <w:r>
-        <w:rPr>
-          <w:shd w:val="clear" w:color="auto" w:fill="B7B7B7"/>
-        </w:rPr>
-        <w:t xml:space="preserve">: </w:t>
-      </w:r>
-      <w:r>
-        <w:rPr>
-          <w:b/>
-          <w:shd w:val="clear" w:color="auto" w:fill="B7B7B7"/>
-        </w:rPr>
-        <w:t xml:space="preserve">Chatgpt </w:t>
-      </w:r>
-      <w:r>
-        <w:rPr>
-          <w:b/>
-          <w:sz w:val="14"/>
-          <w:szCs w:val="14"/>
-          <w:shd w:val="clear" w:color="auto" w:fill="B7B7B7"/>
-        </w:rPr>
-        <w:t>(GPT</w:t>
-      </w:r>
-      <w:r>
-        <w:rPr>
-          <w:rFonts w:ascii="Cambria Math" w:hAnsi="Cambria Math" w:cs="Cambria Math"/>
-          <w:b/>
-          <w:sz w:val="14"/>
-          <w:szCs w:val="14"/>
-          <w:shd w:val="clear" w:color="auto" w:fill="B7B7B7"/>
+          <w:rFonts w:ascii="Arial" w:eastAsia="Arial" w:hAnsi="Arial" w:cs="Arial"/>
+          <w:b/>
+          <w:color w:val="000000"/>
+          <w:sz w:val="18"/>
+          <w:highlight w:val="lightGray"/>
+        </w:rPr>
+        <w:t># Source: AI Source: Provided by: [Data Path</w:t>
+      </w:r>
+      <w:r>
+        <w:rPr>
+          <w:rFonts w:ascii="Arial" w:eastAsia="Arial" w:hAnsi="Arial" w:cs="Arial"/>
+          <w:color w:val="000000"/>
+          <w:sz w:val="18"/>
+          <w:highlight w:val="lightGray"/>
+        </w:rPr>
+        <w:t xml:space="preserve">: Persons Table -&gt; ID Column: 1, Name_En Column: Motasem Essam] -&gt; </w:t>
+      </w:r>
+      <w:r>
+        <w:rPr>
+          <w:rFonts w:ascii="Arial" w:eastAsia="Arial" w:hAnsi="Arial" w:cs="Arial"/>
+          <w:b/>
+          <w:color w:val="000000"/>
+          <w:sz w:val="18"/>
+          <w:highlight w:val="lightGray"/>
+        </w:rPr>
+        <w:t>From:</w:t>
+      </w:r>
+      <w:r>
+        <w:rPr>
+          <w:rFonts w:ascii="Arial" w:eastAsia="Arial" w:hAnsi="Arial" w:cs="Arial"/>
+          <w:color w:val="000000"/>
+          <w:sz w:val="18"/>
+          <w:highlight w:val="lightGray"/>
+        </w:rPr>
+        <w:t xml:space="preserve"> [Chatgpt (GPT</w:t>
+      </w:r>
+      <w:r>
+        <w:rPr>
+          <w:rFonts w:ascii="Arial" w:eastAsia="Arial" w:hAnsi="Arial" w:cs="Cambria Math"/>
+          <w:color w:val="000000"/>
+          <w:sz w:val="18"/>
+          <w:highlight w:val="lightGray"/>
         </w:rPr>
         <w:t>‑</w:t>
       </w:r>
       <w:r>
         <w:rPr>
-          <w:b/>
-          <w:sz w:val="14"/>
-          <w:szCs w:val="14"/>
-          <w:shd w:val="clear" w:color="auto" w:fill="B7B7B7"/>
-        </w:rPr>
-        <w:t>5 Mini) at [8/18/2025]</w:t>
+          <w:rFonts w:ascii="Arial" w:eastAsia="Arial" w:hAnsi="Arial" w:cs="Arial"/>
+          <w:color w:val="000000"/>
+          <w:sz w:val="18"/>
+          <w:highlight w:val="lightGray"/>
+        </w:rPr>
+        <w:t xml:space="preserve">5 Mini)] </w:t>
+      </w:r>
+      <w:r>
+        <w:rPr>
+          <w:rFonts w:ascii="Arial" w:eastAsia="Arial" w:hAnsi="Arial" w:cs="Arial"/>
+          <w:b/>
+          <w:color w:val="000000"/>
+          <w:sz w:val="18"/>
+          <w:highlight w:val="lightGray"/>
+        </w:rPr>
+        <w:t>on</w:t>
+      </w:r>
+      <w:r>
+        <w:rPr>
+          <w:rFonts w:ascii="Arial" w:eastAsia="Arial" w:hAnsi="Arial"/>
+          <w:sz w:val="18"/>
+          <w:highlight w:val="lightGray"/>
+        </w:rPr>
+        <w:t xml:space="preserve"> [8/18/2025]</w:t>
       </w:r>
     </w:p>
     <w:p>
@@ -1006,7 +1125,7 @@
           <w:ilvl w:val="0"/>
           <w:numId w:val="3"/>
         </w:numPr>
-        <w:spacing w:before="240"/>
+        <w:spacing w:before="240" w:after="0" w:line="276" w:lineRule="auto"/>
       </w:pPr>
       <w:r>
         <w:rPr>
@@ -1040,6 +1159,7 @@
           <w:ilvl w:val="0"/>
           <w:numId w:val="3"/>
         </w:numPr>
+        <w:spacing w:after="0" w:line="276" w:lineRule="auto"/>
       </w:pPr>
       <w:r>
         <w:rPr>
@@ -1073,7 +1193,7 @@
           <w:ilvl w:val="0"/>
           <w:numId w:val="3"/>
         </w:numPr>
-        <w:spacing w:after="240"/>
+        <w:spacing w:after="240" w:line="276" w:lineRule="auto"/>
       </w:pPr>
       <w:r>
         <w:rPr>
@@ -1100,7 +1220,7 @@
     </w:p>
     <w:p>
       <w:r>
-        <w:pict w14:anchorId="43349BA4">
+        <w:pict w14:anchorId="59D9DAE6">
           <v:rect id="_x0000_i1028" style="width:0;height:1.5pt" o:hralign="center" o:hrstd="t" o:hr="t" fillcolor="#a0a0a0" stroked="f"/>
         </w:pict>
       </w:r>
@@ -1154,18 +1274,19 @@
     </w:p>
     <w:p>
       <w:r>
-        <w:pict w14:anchorId="5443C8DB">
+        <w:pict w14:anchorId="15AF82CC">
           <v:rect id="_x0000_i1029" style="width:0;height:1.5pt" o:hralign="center" o:hrstd="t" o:hr="t" fillcolor="#a0a0a0" stroked="f"/>
         </w:pict>
       </w:r>
     </w:p>
+    <w:p/>
     <w:p/>
     <w:p/>
     <w:sectPr>
       <w:pgSz w:w="12240" w:h="15840"/>
       <w:pgMar w:top="1440" w:right="1440" w:bottom="1440" w:left="1440" w:header="720" w:footer="720" w:gutter="0"/>
-      <w:pgNumType w:start="1"/>
       <w:cols w:space="720"/>
+      <w:docGrid w:linePitch="360"/>
     </w:sectPr>
   </w:body>
 </w:document>
@@ -1924,18 +2045,6 @@
   <w:style w:type="paragraph" w:default="1" w:styleId="Normal">
     <w:name w:val="Normal"/>
     <w:qFormat/>
-    <w:rsid w:val="00193F16"/>
-    <w:pPr>
-      <w:spacing w:after="0" w:line="276" w:lineRule="auto"/>
-    </w:pPr>
-    <w:rPr>
-      <w:rFonts w:ascii="Arial" w:eastAsia="Arial" w:hAnsi="Arial" w:cs="Arial"/>
-      <w:kern w:val="0"/>
-      <w:sz w:val="22"/>
-      <w:szCs w:val="22"/>
-      <w:lang w:val="en"/>
-      <w14:ligatures w14:val="none"/>
-    </w:rPr>
   </w:style>
   <w:style w:type="paragraph" w:styleId="Heading1">
     <w:name w:val="heading 1"/>
@@ -1944,7 +2053,7 @@
     <w:link w:val="Heading1Char"/>
     <w:uiPriority w:val="9"/>
     <w:qFormat/>
-    <w:rsid w:val="00FA61C4"/>
+    <w:rsid w:val="001013E0"/>
     <w:pPr>
       <w:keepNext/>
       <w:keepLines/>
@@ -1966,7 +2075,7 @@
     <w:uiPriority w:val="9"/>
     <w:unhideWhenUsed/>
     <w:qFormat/>
-    <w:rsid w:val="00FA61C4"/>
+    <w:rsid w:val="001013E0"/>
     <w:pPr>
       <w:keepNext/>
       <w:keepLines/>
@@ -1989,7 +2098,7 @@
     <w:semiHidden/>
     <w:unhideWhenUsed/>
     <w:qFormat/>
-    <w:rsid w:val="00FA61C4"/>
+    <w:rsid w:val="001013E0"/>
     <w:pPr>
       <w:keepNext/>
       <w:keepLines/>
@@ -2012,7 +2121,7 @@
     <w:semiHidden/>
     <w:unhideWhenUsed/>
     <w:qFormat/>
-    <w:rsid w:val="00FA61C4"/>
+    <w:rsid w:val="001013E0"/>
     <w:pPr>
       <w:keepNext/>
       <w:keepLines/>
@@ -2035,7 +2144,7 @@
     <w:semiHidden/>
     <w:unhideWhenUsed/>
     <w:qFormat/>
-    <w:rsid w:val="00FA61C4"/>
+    <w:rsid w:val="001013E0"/>
     <w:pPr>
       <w:keepNext/>
       <w:keepLines/>
@@ -2056,11 +2165,11 @@
     <w:semiHidden/>
     <w:unhideWhenUsed/>
     <w:qFormat/>
-    <w:rsid w:val="00FA61C4"/>
+    <w:rsid w:val="001013E0"/>
     <w:pPr>
       <w:keepNext/>
       <w:keepLines/>
-      <w:spacing w:before="40"/>
+      <w:spacing w:before="40" w:after="0"/>
       <w:outlineLvl w:val="5"/>
     </w:pPr>
     <w:rPr>
@@ -2079,11 +2188,11 @@
     <w:semiHidden/>
     <w:unhideWhenUsed/>
     <w:qFormat/>
-    <w:rsid w:val="00FA61C4"/>
+    <w:rsid w:val="001013E0"/>
     <w:pPr>
       <w:keepNext/>
       <w:keepLines/>
-      <w:spacing w:before="40"/>
+      <w:spacing w:before="40" w:after="0"/>
       <w:outlineLvl w:val="6"/>
     </w:pPr>
     <w:rPr>
@@ -2100,10 +2209,11 @@
     <w:semiHidden/>
     <w:unhideWhenUsed/>
     <w:qFormat/>
-    <w:rsid w:val="00FA61C4"/>
+    <w:rsid w:val="001013E0"/>
     <w:pPr>
       <w:keepNext/>
       <w:keepLines/>
+      <w:spacing w:after="0"/>
       <w:outlineLvl w:val="7"/>
     </w:pPr>
     <w:rPr>
@@ -2122,10 +2232,11 @@
     <w:semiHidden/>
     <w:unhideWhenUsed/>
     <w:qFormat/>
-    <w:rsid w:val="00FA61C4"/>
+    <w:rsid w:val="001013E0"/>
     <w:pPr>
       <w:keepNext/>
       <w:keepLines/>
+      <w:spacing w:after="0"/>
       <w:outlineLvl w:val="8"/>
     </w:pPr>
     <w:rPr>
@@ -2165,7 +2276,7 @@
     <w:basedOn w:val="DefaultParagraphFont"/>
     <w:link w:val="Heading1"/>
     <w:uiPriority w:val="9"/>
-    <w:rsid w:val="00FA61C4"/>
+    <w:rsid w:val="001013E0"/>
     <w:rPr>
       <w:rFonts w:asciiTheme="majorHAnsi" w:eastAsiaTheme="majorEastAsia" w:hAnsiTheme="majorHAnsi" w:cstheme="majorBidi"/>
       <w:color w:val="2F5496" w:themeColor="accent1" w:themeShade="BF"/>
@@ -2178,7 +2289,7 @@
     <w:basedOn w:val="DefaultParagraphFont"/>
     <w:link w:val="Heading2"/>
     <w:uiPriority w:val="9"/>
-    <w:rsid w:val="00FA61C4"/>
+    <w:rsid w:val="001013E0"/>
     <w:rPr>
       <w:rFonts w:asciiTheme="majorHAnsi" w:eastAsiaTheme="majorEastAsia" w:hAnsiTheme="majorHAnsi" w:cstheme="majorBidi"/>
       <w:color w:val="2F5496" w:themeColor="accent1" w:themeShade="BF"/>
@@ -2192,7 +2303,7 @@
     <w:link w:val="Heading3"/>
     <w:uiPriority w:val="9"/>
     <w:semiHidden/>
-    <w:rsid w:val="00FA61C4"/>
+    <w:rsid w:val="001013E0"/>
     <w:rPr>
       <w:rFonts w:eastAsiaTheme="majorEastAsia" w:cstheme="majorBidi"/>
       <w:color w:val="2F5496" w:themeColor="accent1" w:themeShade="BF"/>
@@ -2206,7 +2317,7 @@
     <w:link w:val="Heading4"/>
     <w:uiPriority w:val="9"/>
     <w:semiHidden/>
-    <w:rsid w:val="00FA61C4"/>
+    <w:rsid w:val="001013E0"/>
     <w:rPr>
       <w:rFonts w:eastAsiaTheme="majorEastAsia" w:cstheme="majorBidi"/>
       <w:i/>
@@ -2220,7 +2331,7 @@
     <w:link w:val="Heading5"/>
     <w:uiPriority w:val="9"/>
     <w:semiHidden/>
-    <w:rsid w:val="00FA61C4"/>
+    <w:rsid w:val="001013E0"/>
     <w:rPr>
       <w:rFonts w:eastAsiaTheme="majorEastAsia" w:cstheme="majorBidi"/>
       <w:color w:val="2F5496" w:themeColor="accent1" w:themeShade="BF"/>
@@ -2232,7 +2343,7 @@
     <w:link w:val="Heading6"/>
     <w:uiPriority w:val="9"/>
     <w:semiHidden/>
-    <w:rsid w:val="00FA61C4"/>
+    <w:rsid w:val="001013E0"/>
     <w:rPr>
       <w:rFonts w:eastAsiaTheme="majorEastAsia" w:cstheme="majorBidi"/>
       <w:i/>
@@ -2246,7 +2357,7 @@
     <w:link w:val="Heading7"/>
     <w:uiPriority w:val="9"/>
     <w:semiHidden/>
-    <w:rsid w:val="00FA61C4"/>
+    <w:rsid w:val="001013E0"/>
     <w:rPr>
       <w:rFonts w:eastAsiaTheme="majorEastAsia" w:cstheme="majorBidi"/>
       <w:color w:val="595959" w:themeColor="text1" w:themeTint="A6"/>
@@ -2258,7 +2369,7 @@
     <w:link w:val="Heading8"/>
     <w:uiPriority w:val="9"/>
     <w:semiHidden/>
-    <w:rsid w:val="00FA61C4"/>
+    <w:rsid w:val="001013E0"/>
     <w:rPr>
       <w:rFonts w:eastAsiaTheme="majorEastAsia" w:cstheme="majorBidi"/>
       <w:i/>
@@ -2272,7 +2383,7 @@
     <w:link w:val="Heading9"/>
     <w:uiPriority w:val="9"/>
     <w:semiHidden/>
-    <w:rsid w:val="00FA61C4"/>
+    <w:rsid w:val="001013E0"/>
     <w:rPr>
       <w:rFonts w:eastAsiaTheme="majorEastAsia" w:cstheme="majorBidi"/>
       <w:color w:val="272727" w:themeColor="text1" w:themeTint="D8"/>
@@ -2285,7 +2396,7 @@
     <w:link w:val="TitleChar"/>
     <w:uiPriority w:val="10"/>
     <w:qFormat/>
-    <w:rsid w:val="00FA61C4"/>
+    <w:rsid w:val="001013E0"/>
     <w:pPr>
       <w:spacing w:after="80" w:line="240" w:lineRule="auto"/>
       <w:contextualSpacing/>
@@ -2303,7 +2414,7 @@
     <w:basedOn w:val="DefaultParagraphFont"/>
     <w:link w:val="Title"/>
     <w:uiPriority w:val="10"/>
-    <w:rsid w:val="00FA61C4"/>
+    <w:rsid w:val="001013E0"/>
     <w:rPr>
       <w:rFonts w:asciiTheme="majorHAnsi" w:eastAsiaTheme="majorEastAsia" w:hAnsiTheme="majorHAnsi" w:cstheme="majorBidi"/>
       <w:spacing w:val="-10"/>
@@ -2319,7 +2430,7 @@
     <w:link w:val="SubtitleChar"/>
     <w:uiPriority w:val="11"/>
     <w:qFormat/>
-    <w:rsid w:val="00FA61C4"/>
+    <w:rsid w:val="001013E0"/>
     <w:pPr>
       <w:numPr>
         <w:ilvl w:val="1"/>
@@ -2338,7 +2449,7 @@
     <w:basedOn w:val="DefaultParagraphFont"/>
     <w:link w:val="Subtitle"/>
     <w:uiPriority w:val="11"/>
-    <w:rsid w:val="00FA61C4"/>
+    <w:rsid w:val="001013E0"/>
     <w:rPr>
       <w:rFonts w:eastAsiaTheme="majorEastAsia" w:cstheme="majorBidi"/>
       <w:color w:val="595959" w:themeColor="text1" w:themeTint="A6"/>
@@ -2354,7 +2465,7 @@
     <w:link w:val="QuoteChar"/>
     <w:uiPriority w:val="29"/>
     <w:qFormat/>
-    <w:rsid w:val="00FA61C4"/>
+    <w:rsid w:val="001013E0"/>
     <w:pPr>
       <w:spacing w:before="160"/>
       <w:jc w:val="center"/>
@@ -2370,7 +2481,7 @@
     <w:basedOn w:val="DefaultParagraphFont"/>
     <w:link w:val="Quote"/>
     <w:uiPriority w:val="29"/>
-    <w:rsid w:val="00FA61C4"/>
+    <w:rsid w:val="001013E0"/>
     <w:rPr>
       <w:i/>
       <w:iCs/>
@@ -2382,7 +2493,7 @@
     <w:basedOn w:val="Normal"/>
     <w:uiPriority w:val="34"/>
     <w:qFormat/>
-    <w:rsid w:val="00FA61C4"/>
+    <w:rsid w:val="001013E0"/>
     <w:pPr>
       <w:ind w:left="720"/>
       <w:contextualSpacing/>
@@ -2393,7 +2504,7 @@
     <w:basedOn w:val="DefaultParagraphFont"/>
     <w:uiPriority w:val="21"/>
     <w:qFormat/>
-    <w:rsid w:val="00FA61C4"/>
+    <w:rsid w:val="001013E0"/>
     <w:rPr>
       <w:i/>
       <w:iCs/>
@@ -2407,7 +2518,7 @@
     <w:link w:val="IntenseQuoteChar"/>
     <w:uiPriority w:val="30"/>
     <w:qFormat/>
-    <w:rsid w:val="00FA61C4"/>
+    <w:rsid w:val="001013E0"/>
     <w:pPr>
       <w:pBdr>
         <w:top w:val="single" w:sz="4" w:space="10" w:color="2F5496" w:themeColor="accent1" w:themeShade="BF"/>
@@ -2428,7 +2539,7 @@
     <w:basedOn w:val="DefaultParagraphFont"/>
     <w:link w:val="IntenseQuote"/>
     <w:uiPriority w:val="30"/>
-    <w:rsid w:val="00FA61C4"/>
+    <w:rsid w:val="001013E0"/>
     <w:rPr>
       <w:i/>
       <w:iCs/>
@@ -2440,7 +2551,7 @@
     <w:basedOn w:val="DefaultParagraphFont"/>
     <w:uiPriority w:val="32"/>
     <w:qFormat/>
-    <w:rsid w:val="00FA61C4"/>
+    <w:rsid w:val="001013E0"/>
     <w:rPr>
       <w:b/>
       <w:bCs/>
